--- a/Knowledge/3-Work knowledge/1-Software Engineering/2-Testing/5-My Source/1-ISTQB Foundation Level/7-Configuration Management/2-Configuration Items (CIs).docx
+++ b/Knowledge/3-Work knowledge/1-Software Engineering/2-Testing/5-My Source/1-ISTQB Foundation Level/7-Configuration Management/2-Configuration Items (CIs).docx
@@ -31,51 +31,77 @@
       </w:pPr>
       <w:r>
         <w:rPr>
-          <w:b/>
-          <w:shd w:val="clear" w:color="auto" w:fill="B7B7B7"/>
-        </w:rPr>
-        <w:t># Source</w:t>
-      </w:r>
-      <w:r>
-        <w:rPr>
-          <w:shd w:val="clear" w:color="auto" w:fill="B7B7B7"/>
-        </w:rPr>
-        <w:t xml:space="preserve">: </w:t>
-      </w:r>
-      <w:r>
-        <w:rPr>
-          <w:b/>
-          <w:shd w:val="clear" w:color="auto" w:fill="B7B7B7"/>
-        </w:rPr>
-        <w:t xml:space="preserve">Chatgpt </w:t>
-      </w:r>
-      <w:r>
-        <w:rPr>
-          <w:b/>
-          <w:sz w:val="14"/>
-          <w:szCs w:val="14"/>
-          <w:shd w:val="clear" w:color="auto" w:fill="B7B7B7"/>
-        </w:rPr>
-        <w:t>(GPT</w:t>
-      </w:r>
-      <w:r>
-        <w:rPr>
-          <w:rFonts w:ascii="Cambria Math" w:hAnsi="Cambria Math" w:cs="Cambria Math"/>
-          <w:b/>
-          <w:sz w:val="14"/>
-          <w:szCs w:val="14"/>
-          <w:shd w:val="clear" w:color="auto" w:fill="B7B7B7"/>
+          <w:rFonts w:ascii="Arial" w:eastAsia="Arial" w:hAnsi="Arial" w:cs="Arial"/>
+          <w:b/>
+          <w:color w:val="000000"/>
+          <w:sz w:val="18"/>
+          <w:highlight w:val="lightGray"/>
+        </w:rPr>
+        <w:t># Source: AI Source: Provided by: [Data Path</w:t>
+      </w:r>
+      <w:r>
+        <w:rPr>
+          <w:rFonts w:ascii="Arial" w:eastAsia="Arial" w:hAnsi="Arial" w:cs="Arial"/>
+          <w:color w:val="000000"/>
+          <w:sz w:val="18"/>
+          <w:highlight w:val="lightGray"/>
+        </w:rPr>
+        <w:t xml:space="preserve">: Persons Table -&gt; ID Column: 1, Name_En Column: Motasem Essam] -&gt; </w:t>
+      </w:r>
+      <w:r>
+        <w:rPr>
+          <w:rFonts w:ascii="Arial" w:eastAsia="Arial" w:hAnsi="Arial" w:cs="Arial"/>
+          <w:b/>
+          <w:color w:val="000000"/>
+          <w:sz w:val="18"/>
+          <w:highlight w:val="lightGray"/>
+        </w:rPr>
+        <w:t>From:</w:t>
+      </w:r>
+      <w:r>
+        <w:rPr>
+          <w:rFonts w:ascii="Arial" w:eastAsia="Arial" w:hAnsi="Arial" w:cs="Arial"/>
+          <w:color w:val="000000"/>
+          <w:sz w:val="18"/>
+          <w:highlight w:val="lightGray"/>
+        </w:rPr>
+        <w:t xml:space="preserve"> [Chatgpt (GPT</w:t>
+      </w:r>
+      <w:r>
+        <w:rPr>
+          <w:rFonts w:ascii="Arial" w:eastAsia="Arial" w:hAnsi="Arial" w:cs="Cambria Math"/>
+          <w:color w:val="000000"/>
+          <w:sz w:val="18"/>
+          <w:highlight w:val="lightGray"/>
         </w:rPr>
         <w:t>‑</w:t>
       </w:r>
       <w:r>
         <w:rPr>
-          <w:b/>
-          <w:sz w:val="14"/>
-          <w:szCs w:val="14"/>
-          <w:shd w:val="clear" w:color="auto" w:fill="B7B7B7"/>
-        </w:rPr>
-        <w:t>5 Mini) at [8/18/2025]</w:t>
+          <w:rFonts w:ascii="Arial" w:eastAsia="Arial" w:hAnsi="Arial" w:cs="Arial"/>
+          <w:color w:val="000000"/>
+          <w:sz w:val="18"/>
+          <w:highlight w:val="lightGray"/>
+        </w:rPr>
+        <w:t xml:space="preserve">5 Mini)] </w:t>
+      </w:r>
+      <w:r>
+        <w:rPr>
+          <w:rFonts w:ascii="Arial" w:eastAsia="Arial" w:hAnsi="Arial" w:cs="Arial"/>
+          <w:b/>
+          <w:color w:val="000000"/>
+          <w:sz w:val="18"/>
+          <w:highlight w:val="lightGray"/>
+        </w:rPr>
+        <w:t>on</w:t>
+      </w:r>
+      <w:r>
+        <w:rPr>
+          <w:rFonts w:ascii="Arial" w:eastAsia="Arial" w:hAnsi="Arial"/>
+          <w:sz w:val="18"/>
+          <w:highlight w:val="lightGray"/>
+        </w:rPr>
+        <w:t xml:space="preserve"> [8/18/2025]</w:t>
       </w:r>
     </w:p>
     <w:p>
@@ -147,7 +173,7 @@
     </w:p>
     <w:p>
       <w:r>
-        <w:pict w14:anchorId="1B4FA49C">
+        <w:pict w14:anchorId="2448DE64">
           <v:rect id="_x0000_i1025" style="width:0;height:1.5pt" o:hralign="center" o:hrstd="t" o:hr="t" fillcolor="#a0a0a0" stroked="f"/>
         </w:pict>
       </w:r>
@@ -180,51 +206,77 @@
       </w:pPr>
       <w:r>
         <w:rPr>
-          <w:b/>
-          <w:shd w:val="clear" w:color="auto" w:fill="B7B7B7"/>
-        </w:rPr>
-        <w:t># Source</w:t>
-      </w:r>
-      <w:r>
-        <w:rPr>
-          <w:shd w:val="clear" w:color="auto" w:fill="B7B7B7"/>
-        </w:rPr>
-        <w:t xml:space="preserve">: </w:t>
-      </w:r>
-      <w:r>
-        <w:rPr>
-          <w:b/>
-          <w:shd w:val="clear" w:color="auto" w:fill="B7B7B7"/>
-        </w:rPr>
-        <w:t xml:space="preserve">Chatgpt </w:t>
-      </w:r>
-      <w:r>
-        <w:rPr>
-          <w:b/>
-          <w:sz w:val="14"/>
-          <w:szCs w:val="14"/>
-          <w:shd w:val="clear" w:color="auto" w:fill="B7B7B7"/>
-        </w:rPr>
-        <w:t>(GPT</w:t>
-      </w:r>
-      <w:r>
-        <w:rPr>
-          <w:rFonts w:ascii="Cambria Math" w:hAnsi="Cambria Math" w:cs="Cambria Math"/>
-          <w:b/>
-          <w:sz w:val="14"/>
-          <w:szCs w:val="14"/>
-          <w:shd w:val="clear" w:color="auto" w:fill="B7B7B7"/>
+          <w:rFonts w:ascii="Arial" w:eastAsia="Arial" w:hAnsi="Arial" w:cs="Arial"/>
+          <w:b/>
+          <w:color w:val="000000"/>
+          <w:sz w:val="18"/>
+          <w:highlight w:val="lightGray"/>
+        </w:rPr>
+        <w:t># Source: AI Source: Provided by: [Data Path</w:t>
+      </w:r>
+      <w:r>
+        <w:rPr>
+          <w:rFonts w:ascii="Arial" w:eastAsia="Arial" w:hAnsi="Arial" w:cs="Arial"/>
+          <w:color w:val="000000"/>
+          <w:sz w:val="18"/>
+          <w:highlight w:val="lightGray"/>
+        </w:rPr>
+        <w:t xml:space="preserve">: Persons Table -&gt; ID Column: 1, Name_En Column: Motasem Essam] -&gt; </w:t>
+      </w:r>
+      <w:r>
+        <w:rPr>
+          <w:rFonts w:ascii="Arial" w:eastAsia="Arial" w:hAnsi="Arial" w:cs="Arial"/>
+          <w:b/>
+          <w:color w:val="000000"/>
+          <w:sz w:val="18"/>
+          <w:highlight w:val="lightGray"/>
+        </w:rPr>
+        <w:t>From:</w:t>
+      </w:r>
+      <w:r>
+        <w:rPr>
+          <w:rFonts w:ascii="Arial" w:eastAsia="Arial" w:hAnsi="Arial" w:cs="Arial"/>
+          <w:color w:val="000000"/>
+          <w:sz w:val="18"/>
+          <w:highlight w:val="lightGray"/>
+        </w:rPr>
+        <w:t xml:space="preserve"> [Chatgpt (GPT</w:t>
+      </w:r>
+      <w:r>
+        <w:rPr>
+          <w:rFonts w:ascii="Arial" w:eastAsia="Arial" w:hAnsi="Arial" w:cs="Cambria Math"/>
+          <w:color w:val="000000"/>
+          <w:sz w:val="18"/>
+          <w:highlight w:val="lightGray"/>
         </w:rPr>
         <w:t>‑</w:t>
       </w:r>
       <w:r>
         <w:rPr>
-          <w:b/>
-          <w:sz w:val="14"/>
-          <w:szCs w:val="14"/>
-          <w:shd w:val="clear" w:color="auto" w:fill="B7B7B7"/>
-        </w:rPr>
-        <w:t>5 Mini) at [8/18/2025]</w:t>
+          <w:rFonts w:ascii="Arial" w:eastAsia="Arial" w:hAnsi="Arial" w:cs="Arial"/>
+          <w:color w:val="000000"/>
+          <w:sz w:val="18"/>
+          <w:highlight w:val="lightGray"/>
+        </w:rPr>
+        <w:t xml:space="preserve">5 Mini)] </w:t>
+      </w:r>
+      <w:r>
+        <w:rPr>
+          <w:rFonts w:ascii="Arial" w:eastAsia="Arial" w:hAnsi="Arial" w:cs="Arial"/>
+          <w:b/>
+          <w:color w:val="000000"/>
+          <w:sz w:val="18"/>
+          <w:highlight w:val="lightGray"/>
+        </w:rPr>
+        <w:t>on</w:t>
+      </w:r>
+      <w:r>
+        <w:rPr>
+          <w:rFonts w:ascii="Arial" w:eastAsia="Arial" w:hAnsi="Arial"/>
+          <w:sz w:val="18"/>
+          <w:highlight w:val="lightGray"/>
+        </w:rPr>
+        <w:t xml:space="preserve"> [8/18/2025]</w:t>
       </w:r>
     </w:p>
     <w:p>
@@ -233,7 +285,7 @@
           <w:ilvl w:val="0"/>
           <w:numId w:val="2"/>
         </w:numPr>
-        <w:spacing w:before="240"/>
+        <w:spacing w:before="240" w:after="0" w:line="276" w:lineRule="auto"/>
       </w:pPr>
       <w:r>
         <w:rPr>
@@ -261,6 +313,7 @@
           <w:ilvl w:val="0"/>
           <w:numId w:val="2"/>
         </w:numPr>
+        <w:spacing w:after="0" w:line="276" w:lineRule="auto"/>
       </w:pPr>
       <w:r>
         <w:rPr>
@@ -288,6 +341,7 @@
           <w:ilvl w:val="0"/>
           <w:numId w:val="2"/>
         </w:numPr>
+        <w:spacing w:after="0" w:line="276" w:lineRule="auto"/>
       </w:pPr>
       <w:r>
         <w:rPr>
@@ -315,7 +369,7 @@
           <w:ilvl w:val="0"/>
           <w:numId w:val="2"/>
         </w:numPr>
-        <w:spacing w:after="240"/>
+        <w:spacing w:after="240" w:line="276" w:lineRule="auto"/>
       </w:pPr>
       <w:r>
         <w:rPr>
@@ -339,7 +393,7 @@
     </w:p>
     <w:p>
       <w:r>
-        <w:pict w14:anchorId="596AB5EF">
+        <w:pict w14:anchorId="1A886E15">
           <v:rect id="_x0000_i1026" style="width:0;height:1.5pt" o:hralign="center" o:hrstd="t" o:hr="t" fillcolor="#a0a0a0" stroked="f"/>
         </w:pict>
       </w:r>
@@ -399,51 +453,77 @@
       </w:pPr>
       <w:r>
         <w:rPr>
-          <w:b/>
-          <w:shd w:val="clear" w:color="auto" w:fill="B7B7B7"/>
-        </w:rPr>
-        <w:t># Source</w:t>
-      </w:r>
-      <w:r>
-        <w:rPr>
-          <w:shd w:val="clear" w:color="auto" w:fill="B7B7B7"/>
-        </w:rPr>
-        <w:t xml:space="preserve">: </w:t>
-      </w:r>
-      <w:r>
-        <w:rPr>
-          <w:b/>
-          <w:shd w:val="clear" w:color="auto" w:fill="B7B7B7"/>
-        </w:rPr>
-        <w:t xml:space="preserve">Chatgpt </w:t>
-      </w:r>
-      <w:r>
-        <w:rPr>
-          <w:b/>
-          <w:sz w:val="14"/>
-          <w:szCs w:val="14"/>
-          <w:shd w:val="clear" w:color="auto" w:fill="B7B7B7"/>
-        </w:rPr>
-        <w:t>(GPT</w:t>
-      </w:r>
-      <w:r>
-        <w:rPr>
-          <w:rFonts w:ascii="Cambria Math" w:hAnsi="Cambria Math" w:cs="Cambria Math"/>
-          <w:b/>
-          <w:sz w:val="14"/>
-          <w:szCs w:val="14"/>
-          <w:shd w:val="clear" w:color="auto" w:fill="B7B7B7"/>
+          <w:rFonts w:ascii="Arial" w:eastAsia="Arial" w:hAnsi="Arial" w:cs="Arial"/>
+          <w:b/>
+          <w:color w:val="000000"/>
+          <w:sz w:val="18"/>
+          <w:highlight w:val="lightGray"/>
+        </w:rPr>
+        <w:t># Source: AI Source: Provided by: [Data Path</w:t>
+      </w:r>
+      <w:r>
+        <w:rPr>
+          <w:rFonts w:ascii="Arial" w:eastAsia="Arial" w:hAnsi="Arial" w:cs="Arial"/>
+          <w:color w:val="000000"/>
+          <w:sz w:val="18"/>
+          <w:highlight w:val="lightGray"/>
+        </w:rPr>
+        <w:t xml:space="preserve">: Persons Table -&gt; ID Column: 1, Name_En Column: Motasem Essam] -&gt; </w:t>
+      </w:r>
+      <w:r>
+        <w:rPr>
+          <w:rFonts w:ascii="Arial" w:eastAsia="Arial" w:hAnsi="Arial" w:cs="Arial"/>
+          <w:b/>
+          <w:color w:val="000000"/>
+          <w:sz w:val="18"/>
+          <w:highlight w:val="lightGray"/>
+        </w:rPr>
+        <w:t>From:</w:t>
+      </w:r>
+      <w:r>
+        <w:rPr>
+          <w:rFonts w:ascii="Arial" w:eastAsia="Arial" w:hAnsi="Arial" w:cs="Arial"/>
+          <w:color w:val="000000"/>
+          <w:sz w:val="18"/>
+          <w:highlight w:val="lightGray"/>
+        </w:rPr>
+        <w:t xml:space="preserve"> [Chatgpt (GPT</w:t>
+      </w:r>
+      <w:r>
+        <w:rPr>
+          <w:rFonts w:ascii="Arial" w:eastAsia="Arial" w:hAnsi="Arial" w:cs="Cambria Math"/>
+          <w:color w:val="000000"/>
+          <w:sz w:val="18"/>
+          <w:highlight w:val="lightGray"/>
         </w:rPr>
         <w:t>‑</w:t>
       </w:r>
       <w:r>
         <w:rPr>
-          <w:b/>
-          <w:sz w:val="14"/>
-          <w:szCs w:val="14"/>
-          <w:shd w:val="clear" w:color="auto" w:fill="B7B7B7"/>
-        </w:rPr>
-        <w:t>5 Mini) at [8/18/2025]</w:t>
+          <w:rFonts w:ascii="Arial" w:eastAsia="Arial" w:hAnsi="Arial" w:cs="Arial"/>
+          <w:color w:val="000000"/>
+          <w:sz w:val="18"/>
+          <w:highlight w:val="lightGray"/>
+        </w:rPr>
+        <w:t xml:space="preserve">5 Mini)] </w:t>
+      </w:r>
+      <w:r>
+        <w:rPr>
+          <w:rFonts w:ascii="Arial" w:eastAsia="Arial" w:hAnsi="Arial" w:cs="Arial"/>
+          <w:b/>
+          <w:color w:val="000000"/>
+          <w:sz w:val="18"/>
+          <w:highlight w:val="lightGray"/>
+        </w:rPr>
+        <w:t>on</w:t>
+      </w:r>
+      <w:r>
+        <w:rPr>
+          <w:rFonts w:ascii="Arial" w:eastAsia="Arial" w:hAnsi="Arial"/>
+          <w:sz w:val="18"/>
+          <w:highlight w:val="lightGray"/>
+        </w:rPr>
+        <w:t xml:space="preserve"> [8/18/2025]</w:t>
       </w:r>
     </w:p>
     <w:p>
@@ -452,7 +532,7 @@
           <w:ilvl w:val="0"/>
           <w:numId w:val="7"/>
         </w:numPr>
-        <w:spacing w:before="240"/>
+        <w:spacing w:before="240" w:after="0" w:line="276" w:lineRule="auto"/>
         <w:rPr>
           <w:rFonts w:ascii="Roboto Mono" w:eastAsia="Roboto Mono" w:hAnsi="Roboto Mono" w:cs="Roboto Mono"/>
         </w:rPr>
@@ -476,6 +556,7 @@
           <w:ilvl w:val="0"/>
           <w:numId w:val="7"/>
         </w:numPr>
+        <w:spacing w:after="0" w:line="276" w:lineRule="auto"/>
         <w:rPr>
           <w:rFonts w:ascii="Roboto Mono" w:eastAsia="Roboto Mono" w:hAnsi="Roboto Mono" w:cs="Roboto Mono"/>
         </w:rPr>
@@ -499,16 +580,15 @@
           <w:ilvl w:val="0"/>
           <w:numId w:val="7"/>
         </w:numPr>
-        <w:spacing w:after="240"/>
-        <w:rPr>
-          <w:rFonts w:ascii="Roboto Mono" w:eastAsia="Roboto Mono" w:hAnsi="Roboto Mono" w:cs="Roboto Mono"/>
-        </w:rPr>
-      </w:pPr>
-      <w:r>
-        <w:rPr>
-          <w:rFonts w:ascii="Roboto Mono" w:eastAsia="Roboto Mono" w:hAnsi="Roboto Mono" w:cs="Roboto Mono"/>
-        </w:rPr>
-        <w:lastRenderedPageBreak/>
+        <w:spacing w:after="240" w:line="276" w:lineRule="auto"/>
+        <w:rPr>
+          <w:rFonts w:ascii="Roboto Mono" w:eastAsia="Roboto Mono" w:hAnsi="Roboto Mono" w:cs="Roboto Mono"/>
+        </w:rPr>
+      </w:pPr>
+      <w:r>
+        <w:rPr>
+          <w:rFonts w:ascii="Roboto Mono" w:eastAsia="Roboto Mono" w:hAnsi="Roboto Mono" w:cs="Roboto Mono"/>
+        </w:rPr>
         <w:t>Database schemas.</w:t>
       </w:r>
       <w:r>
@@ -551,51 +631,77 @@
       </w:pPr>
       <w:r>
         <w:rPr>
-          <w:b/>
-          <w:shd w:val="clear" w:color="auto" w:fill="B7B7B7"/>
-        </w:rPr>
-        <w:t># Source</w:t>
-      </w:r>
-      <w:r>
-        <w:rPr>
-          <w:shd w:val="clear" w:color="auto" w:fill="B7B7B7"/>
-        </w:rPr>
-        <w:t xml:space="preserve">: </w:t>
-      </w:r>
-      <w:r>
-        <w:rPr>
-          <w:b/>
-          <w:shd w:val="clear" w:color="auto" w:fill="B7B7B7"/>
-        </w:rPr>
-        <w:t xml:space="preserve">Chatgpt </w:t>
-      </w:r>
-      <w:r>
-        <w:rPr>
-          <w:b/>
-          <w:sz w:val="14"/>
-          <w:szCs w:val="14"/>
-          <w:shd w:val="clear" w:color="auto" w:fill="B7B7B7"/>
-        </w:rPr>
-        <w:t>(GPT</w:t>
-      </w:r>
-      <w:r>
-        <w:rPr>
-          <w:rFonts w:ascii="Cambria Math" w:hAnsi="Cambria Math" w:cs="Cambria Math"/>
-          <w:b/>
-          <w:sz w:val="14"/>
-          <w:szCs w:val="14"/>
-          <w:shd w:val="clear" w:color="auto" w:fill="B7B7B7"/>
+          <w:rFonts w:ascii="Arial" w:eastAsia="Arial" w:hAnsi="Arial" w:cs="Arial"/>
+          <w:b/>
+          <w:color w:val="000000"/>
+          <w:sz w:val="18"/>
+          <w:highlight w:val="lightGray"/>
+        </w:rPr>
+        <w:t># Source: AI Source: Provided by: [Data Path</w:t>
+      </w:r>
+      <w:r>
+        <w:rPr>
+          <w:rFonts w:ascii="Arial" w:eastAsia="Arial" w:hAnsi="Arial" w:cs="Arial"/>
+          <w:color w:val="000000"/>
+          <w:sz w:val="18"/>
+          <w:highlight w:val="lightGray"/>
+        </w:rPr>
+        <w:t xml:space="preserve">: Persons Table -&gt; ID Column: 1, Name_En Column: Motasem Essam] -&gt; </w:t>
+      </w:r>
+      <w:r>
+        <w:rPr>
+          <w:rFonts w:ascii="Arial" w:eastAsia="Arial" w:hAnsi="Arial" w:cs="Arial"/>
+          <w:b/>
+          <w:color w:val="000000"/>
+          <w:sz w:val="18"/>
+          <w:highlight w:val="lightGray"/>
+        </w:rPr>
+        <w:t>From:</w:t>
+      </w:r>
+      <w:r>
+        <w:rPr>
+          <w:rFonts w:ascii="Arial" w:eastAsia="Arial" w:hAnsi="Arial" w:cs="Arial"/>
+          <w:color w:val="000000"/>
+          <w:sz w:val="18"/>
+          <w:highlight w:val="lightGray"/>
+        </w:rPr>
+        <w:t xml:space="preserve"> [Chatgpt (GPT</w:t>
+      </w:r>
+      <w:r>
+        <w:rPr>
+          <w:rFonts w:ascii="Arial" w:eastAsia="Arial" w:hAnsi="Arial" w:cs="Cambria Math"/>
+          <w:color w:val="000000"/>
+          <w:sz w:val="18"/>
+          <w:highlight w:val="lightGray"/>
         </w:rPr>
         <w:t>‑</w:t>
       </w:r>
       <w:r>
         <w:rPr>
-          <w:b/>
-          <w:sz w:val="14"/>
-          <w:szCs w:val="14"/>
-          <w:shd w:val="clear" w:color="auto" w:fill="B7B7B7"/>
-        </w:rPr>
-        <w:t>5 Mini) at [8/18/2025]</w:t>
+          <w:rFonts w:ascii="Arial" w:eastAsia="Arial" w:hAnsi="Arial" w:cs="Arial"/>
+          <w:color w:val="000000"/>
+          <w:sz w:val="18"/>
+          <w:highlight w:val="lightGray"/>
+        </w:rPr>
+        <w:t xml:space="preserve">5 Mini)] </w:t>
+      </w:r>
+      <w:r>
+        <w:rPr>
+          <w:rFonts w:ascii="Arial" w:eastAsia="Arial" w:hAnsi="Arial" w:cs="Arial"/>
+          <w:b/>
+          <w:color w:val="000000"/>
+          <w:sz w:val="18"/>
+          <w:highlight w:val="lightGray"/>
+        </w:rPr>
+        <w:t>on</w:t>
+      </w:r>
+      <w:r>
+        <w:rPr>
+          <w:rFonts w:ascii="Arial" w:eastAsia="Arial" w:hAnsi="Arial"/>
+          <w:sz w:val="18"/>
+          <w:highlight w:val="lightGray"/>
+        </w:rPr>
+        <w:t xml:space="preserve"> [8/18/2025]</w:t>
       </w:r>
     </w:p>
     <w:p>
@@ -604,7 +710,7 @@
           <w:ilvl w:val="0"/>
           <w:numId w:val="3"/>
         </w:numPr>
-        <w:spacing w:before="240"/>
+        <w:spacing w:before="240" w:after="0" w:line="276" w:lineRule="auto"/>
         <w:rPr>
           <w:rFonts w:ascii="Roboto Mono" w:eastAsia="Roboto Mono" w:hAnsi="Roboto Mono" w:cs="Roboto Mono"/>
         </w:rPr>
@@ -628,6 +734,7 @@
           <w:ilvl w:val="0"/>
           <w:numId w:val="3"/>
         </w:numPr>
+        <w:spacing w:after="0" w:line="276" w:lineRule="auto"/>
         <w:rPr>
           <w:rFonts w:ascii="Roboto Mono" w:eastAsia="Roboto Mono" w:hAnsi="Roboto Mono" w:cs="Roboto Mono"/>
         </w:rPr>
@@ -651,6 +758,7 @@
           <w:ilvl w:val="0"/>
           <w:numId w:val="3"/>
         </w:numPr>
+        <w:spacing w:after="0" w:line="276" w:lineRule="auto"/>
         <w:rPr>
           <w:rFonts w:ascii="Roboto Mono" w:eastAsia="Roboto Mono" w:hAnsi="Roboto Mono" w:cs="Roboto Mono"/>
         </w:rPr>
@@ -674,7 +782,7 @@
           <w:ilvl w:val="0"/>
           <w:numId w:val="3"/>
         </w:numPr>
-        <w:spacing w:after="240"/>
+        <w:spacing w:after="240" w:line="276" w:lineRule="auto"/>
         <w:rPr>
           <w:rFonts w:ascii="Roboto Mono" w:eastAsia="Roboto Mono" w:hAnsi="Roboto Mono" w:cs="Roboto Mono"/>
         </w:rPr>
@@ -725,51 +833,77 @@
       </w:pPr>
       <w:r>
         <w:rPr>
-          <w:b/>
-          <w:shd w:val="clear" w:color="auto" w:fill="B7B7B7"/>
-        </w:rPr>
-        <w:t># Source</w:t>
-      </w:r>
-      <w:r>
-        <w:rPr>
-          <w:shd w:val="clear" w:color="auto" w:fill="B7B7B7"/>
-        </w:rPr>
-        <w:t xml:space="preserve">: </w:t>
-      </w:r>
-      <w:r>
-        <w:rPr>
-          <w:b/>
-          <w:shd w:val="clear" w:color="auto" w:fill="B7B7B7"/>
-        </w:rPr>
-        <w:t xml:space="preserve">Chatgpt </w:t>
-      </w:r>
-      <w:r>
-        <w:rPr>
-          <w:b/>
-          <w:sz w:val="14"/>
-          <w:szCs w:val="14"/>
-          <w:shd w:val="clear" w:color="auto" w:fill="B7B7B7"/>
-        </w:rPr>
-        <w:t>(GPT</w:t>
-      </w:r>
-      <w:r>
-        <w:rPr>
-          <w:rFonts w:ascii="Cambria Math" w:hAnsi="Cambria Math" w:cs="Cambria Math"/>
-          <w:b/>
-          <w:sz w:val="14"/>
-          <w:szCs w:val="14"/>
-          <w:shd w:val="clear" w:color="auto" w:fill="B7B7B7"/>
+          <w:rFonts w:ascii="Arial" w:eastAsia="Arial" w:hAnsi="Arial" w:cs="Arial"/>
+          <w:b/>
+          <w:color w:val="000000"/>
+          <w:sz w:val="18"/>
+          <w:highlight w:val="lightGray"/>
+        </w:rPr>
+        <w:t># Source: AI Source: Provided by: [Data Path</w:t>
+      </w:r>
+      <w:r>
+        <w:rPr>
+          <w:rFonts w:ascii="Arial" w:eastAsia="Arial" w:hAnsi="Arial" w:cs="Arial"/>
+          <w:color w:val="000000"/>
+          <w:sz w:val="18"/>
+          <w:highlight w:val="lightGray"/>
+        </w:rPr>
+        <w:t xml:space="preserve">: Persons Table -&gt; ID Column: 1, Name_En Column: Motasem Essam] -&gt; </w:t>
+      </w:r>
+      <w:r>
+        <w:rPr>
+          <w:rFonts w:ascii="Arial" w:eastAsia="Arial" w:hAnsi="Arial" w:cs="Arial"/>
+          <w:b/>
+          <w:color w:val="000000"/>
+          <w:sz w:val="18"/>
+          <w:highlight w:val="lightGray"/>
+        </w:rPr>
+        <w:t>From:</w:t>
+      </w:r>
+      <w:r>
+        <w:rPr>
+          <w:rFonts w:ascii="Arial" w:eastAsia="Arial" w:hAnsi="Arial" w:cs="Arial"/>
+          <w:color w:val="000000"/>
+          <w:sz w:val="18"/>
+          <w:highlight w:val="lightGray"/>
+        </w:rPr>
+        <w:t xml:space="preserve"> [Chatgpt (GPT</w:t>
+      </w:r>
+      <w:r>
+        <w:rPr>
+          <w:rFonts w:ascii="Arial" w:eastAsia="Arial" w:hAnsi="Arial" w:cs="Cambria Math"/>
+          <w:color w:val="000000"/>
+          <w:sz w:val="18"/>
+          <w:highlight w:val="lightGray"/>
         </w:rPr>
         <w:t>‑</w:t>
       </w:r>
       <w:r>
         <w:rPr>
-          <w:b/>
-          <w:sz w:val="14"/>
-          <w:szCs w:val="14"/>
-          <w:shd w:val="clear" w:color="auto" w:fill="B7B7B7"/>
-        </w:rPr>
-        <w:t>5 Mini) at [8/18/2025]</w:t>
+          <w:rFonts w:ascii="Arial" w:eastAsia="Arial" w:hAnsi="Arial" w:cs="Arial"/>
+          <w:color w:val="000000"/>
+          <w:sz w:val="18"/>
+          <w:highlight w:val="lightGray"/>
+        </w:rPr>
+        <w:t xml:space="preserve">5 Mini)] </w:t>
+      </w:r>
+      <w:r>
+        <w:rPr>
+          <w:rFonts w:ascii="Arial" w:eastAsia="Arial" w:hAnsi="Arial" w:cs="Arial"/>
+          <w:b/>
+          <w:color w:val="000000"/>
+          <w:sz w:val="18"/>
+          <w:highlight w:val="lightGray"/>
+        </w:rPr>
+        <w:t>on</w:t>
+      </w:r>
+      <w:r>
+        <w:rPr>
+          <w:rFonts w:ascii="Arial" w:eastAsia="Arial" w:hAnsi="Arial"/>
+          <w:sz w:val="18"/>
+          <w:highlight w:val="lightGray"/>
+        </w:rPr>
+        <w:t xml:space="preserve"> [8/18/2025]</w:t>
       </w:r>
     </w:p>
     <w:p>
@@ -778,7 +912,7 @@
           <w:ilvl w:val="0"/>
           <w:numId w:val="5"/>
         </w:numPr>
-        <w:spacing w:before="240"/>
+        <w:spacing w:before="240" w:after="0" w:line="276" w:lineRule="auto"/>
         <w:rPr>
           <w:rFonts w:ascii="Roboto Mono" w:eastAsia="Roboto Mono" w:hAnsi="Roboto Mono" w:cs="Roboto Mono"/>
         </w:rPr>
@@ -802,6 +936,7 @@
           <w:ilvl w:val="0"/>
           <w:numId w:val="5"/>
         </w:numPr>
+        <w:spacing w:after="0" w:line="276" w:lineRule="auto"/>
         <w:rPr>
           <w:rFonts w:ascii="Roboto Mono" w:eastAsia="Roboto Mono" w:hAnsi="Roboto Mono" w:cs="Roboto Mono"/>
         </w:rPr>
@@ -825,7 +960,7 @@
           <w:ilvl w:val="0"/>
           <w:numId w:val="5"/>
         </w:numPr>
-        <w:spacing w:after="240"/>
+        <w:spacing w:after="240" w:line="276" w:lineRule="auto"/>
         <w:rPr>
           <w:rFonts w:ascii="Roboto Mono" w:eastAsia="Roboto Mono" w:hAnsi="Roboto Mono" w:cs="Roboto Mono"/>
         </w:rPr>
@@ -876,51 +1011,77 @@
       </w:pPr>
       <w:r>
         <w:rPr>
-          <w:b/>
-          <w:shd w:val="clear" w:color="auto" w:fill="B7B7B7"/>
-        </w:rPr>
-        <w:t># Source</w:t>
-      </w:r>
-      <w:r>
-        <w:rPr>
-          <w:shd w:val="clear" w:color="auto" w:fill="B7B7B7"/>
-        </w:rPr>
-        <w:t xml:space="preserve">: </w:t>
-      </w:r>
-      <w:r>
-        <w:rPr>
-          <w:b/>
-          <w:shd w:val="clear" w:color="auto" w:fill="B7B7B7"/>
-        </w:rPr>
-        <w:t xml:space="preserve">Chatgpt </w:t>
-      </w:r>
-      <w:r>
-        <w:rPr>
-          <w:b/>
-          <w:sz w:val="14"/>
-          <w:szCs w:val="14"/>
-          <w:shd w:val="clear" w:color="auto" w:fill="B7B7B7"/>
-        </w:rPr>
-        <w:t>(GPT</w:t>
-      </w:r>
-      <w:r>
-        <w:rPr>
-          <w:rFonts w:ascii="Cambria Math" w:hAnsi="Cambria Math" w:cs="Cambria Math"/>
-          <w:b/>
-          <w:sz w:val="14"/>
-          <w:szCs w:val="14"/>
-          <w:shd w:val="clear" w:color="auto" w:fill="B7B7B7"/>
+          <w:rFonts w:ascii="Arial" w:eastAsia="Arial" w:hAnsi="Arial" w:cs="Arial"/>
+          <w:b/>
+          <w:color w:val="000000"/>
+          <w:sz w:val="18"/>
+          <w:highlight w:val="lightGray"/>
+        </w:rPr>
+        <w:t># Source: AI Source: Provided by: [Data Path</w:t>
+      </w:r>
+      <w:r>
+        <w:rPr>
+          <w:rFonts w:ascii="Arial" w:eastAsia="Arial" w:hAnsi="Arial" w:cs="Arial"/>
+          <w:color w:val="000000"/>
+          <w:sz w:val="18"/>
+          <w:highlight w:val="lightGray"/>
+        </w:rPr>
+        <w:t xml:space="preserve">: Persons Table -&gt; ID Column: 1, Name_En Column: Motasem Essam] -&gt; </w:t>
+      </w:r>
+      <w:r>
+        <w:rPr>
+          <w:rFonts w:ascii="Arial" w:eastAsia="Arial" w:hAnsi="Arial" w:cs="Arial"/>
+          <w:b/>
+          <w:color w:val="000000"/>
+          <w:sz w:val="18"/>
+          <w:highlight w:val="lightGray"/>
+        </w:rPr>
+        <w:t>From:</w:t>
+      </w:r>
+      <w:r>
+        <w:rPr>
+          <w:rFonts w:ascii="Arial" w:eastAsia="Arial" w:hAnsi="Arial" w:cs="Arial"/>
+          <w:color w:val="000000"/>
+          <w:sz w:val="18"/>
+          <w:highlight w:val="lightGray"/>
+        </w:rPr>
+        <w:t xml:space="preserve"> [Chatgpt (GPT</w:t>
+      </w:r>
+      <w:r>
+        <w:rPr>
+          <w:rFonts w:ascii="Arial" w:eastAsia="Arial" w:hAnsi="Arial" w:cs="Cambria Math"/>
+          <w:color w:val="000000"/>
+          <w:sz w:val="18"/>
+          <w:highlight w:val="lightGray"/>
         </w:rPr>
         <w:t>‑</w:t>
       </w:r>
       <w:r>
         <w:rPr>
-          <w:b/>
-          <w:sz w:val="14"/>
-          <w:szCs w:val="14"/>
-          <w:shd w:val="clear" w:color="auto" w:fill="B7B7B7"/>
-        </w:rPr>
-        <w:t>5 Mini) at [8/18/2025]</w:t>
+          <w:rFonts w:ascii="Arial" w:eastAsia="Arial" w:hAnsi="Arial" w:cs="Arial"/>
+          <w:color w:val="000000"/>
+          <w:sz w:val="18"/>
+          <w:highlight w:val="lightGray"/>
+        </w:rPr>
+        <w:t xml:space="preserve">5 Mini)] </w:t>
+      </w:r>
+      <w:r>
+        <w:rPr>
+          <w:rFonts w:ascii="Arial" w:eastAsia="Arial" w:hAnsi="Arial" w:cs="Arial"/>
+          <w:b/>
+          <w:color w:val="000000"/>
+          <w:sz w:val="18"/>
+          <w:highlight w:val="lightGray"/>
+        </w:rPr>
+        <w:t>on</w:t>
+      </w:r>
+      <w:r>
+        <w:rPr>
+          <w:rFonts w:ascii="Arial" w:eastAsia="Arial" w:hAnsi="Arial"/>
+          <w:sz w:val="18"/>
+          <w:highlight w:val="lightGray"/>
+        </w:rPr>
+        <w:t xml:space="preserve"> [8/18/2025]</w:t>
       </w:r>
     </w:p>
     <w:p>
@@ -929,7 +1090,7 @@
           <w:ilvl w:val="0"/>
           <w:numId w:val="1"/>
         </w:numPr>
-        <w:spacing w:before="240"/>
+        <w:spacing w:before="240" w:after="0" w:line="276" w:lineRule="auto"/>
         <w:rPr>
           <w:rFonts w:ascii="Roboto Mono" w:eastAsia="Roboto Mono" w:hAnsi="Roboto Mono" w:cs="Roboto Mono"/>
         </w:rPr>
@@ -953,7 +1114,7 @@
           <w:ilvl w:val="0"/>
           <w:numId w:val="1"/>
         </w:numPr>
-        <w:spacing w:after="240"/>
+        <w:spacing w:after="240" w:line="276" w:lineRule="auto"/>
         <w:rPr>
           <w:rFonts w:ascii="Roboto Mono" w:eastAsia="Roboto Mono" w:hAnsi="Roboto Mono" w:cs="Roboto Mono"/>
         </w:rPr>
@@ -973,7 +1134,7 @@
     </w:p>
     <w:p>
       <w:r>
-        <w:pict w14:anchorId="6DD273AE">
+        <w:pict w14:anchorId="7EF3E79A">
           <v:rect id="_x0000_i1027" style="width:0;height:1.5pt" o:hralign="center" o:hrstd="t" o:hr="t" fillcolor="#a0a0a0" stroked="f"/>
         </w:pict>
       </w:r>
@@ -1006,51 +1167,77 @@
       </w:pPr>
       <w:r>
         <w:rPr>
-          <w:b/>
-          <w:shd w:val="clear" w:color="auto" w:fill="B7B7B7"/>
-        </w:rPr>
-        <w:t># Source</w:t>
-      </w:r>
-      <w:r>
-        <w:rPr>
-          <w:shd w:val="clear" w:color="auto" w:fill="B7B7B7"/>
-        </w:rPr>
-        <w:t xml:space="preserve">: </w:t>
-      </w:r>
-      <w:r>
-        <w:rPr>
-          <w:b/>
-          <w:shd w:val="clear" w:color="auto" w:fill="B7B7B7"/>
-        </w:rPr>
-        <w:t xml:space="preserve">Chatgpt </w:t>
-      </w:r>
-      <w:r>
-        <w:rPr>
-          <w:b/>
-          <w:sz w:val="14"/>
-          <w:szCs w:val="14"/>
-          <w:shd w:val="clear" w:color="auto" w:fill="B7B7B7"/>
-        </w:rPr>
-        <w:t>(GPT</w:t>
-      </w:r>
-      <w:r>
-        <w:rPr>
-          <w:rFonts w:ascii="Cambria Math" w:hAnsi="Cambria Math" w:cs="Cambria Math"/>
-          <w:b/>
-          <w:sz w:val="14"/>
-          <w:szCs w:val="14"/>
-          <w:shd w:val="clear" w:color="auto" w:fill="B7B7B7"/>
+          <w:rFonts w:ascii="Arial" w:eastAsia="Arial" w:hAnsi="Arial" w:cs="Arial"/>
+          <w:b/>
+          <w:color w:val="000000"/>
+          <w:sz w:val="18"/>
+          <w:highlight w:val="lightGray"/>
+        </w:rPr>
+        <w:t># Source: AI Source: Provided by: [Data Path</w:t>
+      </w:r>
+      <w:r>
+        <w:rPr>
+          <w:rFonts w:ascii="Arial" w:eastAsia="Arial" w:hAnsi="Arial" w:cs="Arial"/>
+          <w:color w:val="000000"/>
+          <w:sz w:val="18"/>
+          <w:highlight w:val="lightGray"/>
+        </w:rPr>
+        <w:t xml:space="preserve">: Persons Table -&gt; ID Column: 1, Name_En Column: Motasem Essam] -&gt; </w:t>
+      </w:r>
+      <w:r>
+        <w:rPr>
+          <w:rFonts w:ascii="Arial" w:eastAsia="Arial" w:hAnsi="Arial" w:cs="Arial"/>
+          <w:b/>
+          <w:color w:val="000000"/>
+          <w:sz w:val="18"/>
+          <w:highlight w:val="lightGray"/>
+        </w:rPr>
+        <w:t>From:</w:t>
+      </w:r>
+      <w:r>
+        <w:rPr>
+          <w:rFonts w:ascii="Arial" w:eastAsia="Arial" w:hAnsi="Arial" w:cs="Arial"/>
+          <w:color w:val="000000"/>
+          <w:sz w:val="18"/>
+          <w:highlight w:val="lightGray"/>
+        </w:rPr>
+        <w:t xml:space="preserve"> [Chatgpt (GPT</w:t>
+      </w:r>
+      <w:r>
+        <w:rPr>
+          <w:rFonts w:ascii="Arial" w:eastAsia="Arial" w:hAnsi="Arial" w:cs="Cambria Math"/>
+          <w:color w:val="000000"/>
+          <w:sz w:val="18"/>
+          <w:highlight w:val="lightGray"/>
         </w:rPr>
         <w:t>‑</w:t>
       </w:r>
       <w:r>
         <w:rPr>
-          <w:b/>
-          <w:sz w:val="14"/>
-          <w:szCs w:val="14"/>
-          <w:shd w:val="clear" w:color="auto" w:fill="B7B7B7"/>
-        </w:rPr>
-        <w:t>5 Mini) at [8/18/2025]</w:t>
+          <w:rFonts w:ascii="Arial" w:eastAsia="Arial" w:hAnsi="Arial" w:cs="Arial"/>
+          <w:color w:val="000000"/>
+          <w:sz w:val="18"/>
+          <w:highlight w:val="lightGray"/>
+        </w:rPr>
+        <w:t xml:space="preserve">5 Mini)] </w:t>
+      </w:r>
+      <w:r>
+        <w:rPr>
+          <w:rFonts w:ascii="Arial" w:eastAsia="Arial" w:hAnsi="Arial" w:cs="Arial"/>
+          <w:b/>
+          <w:color w:val="000000"/>
+          <w:sz w:val="18"/>
+          <w:highlight w:val="lightGray"/>
+        </w:rPr>
+        <w:t>on</w:t>
+      </w:r>
+      <w:r>
+        <w:rPr>
+          <w:rFonts w:ascii="Arial" w:eastAsia="Arial" w:hAnsi="Arial"/>
+          <w:sz w:val="18"/>
+          <w:highlight w:val="lightGray"/>
+        </w:rPr>
+        <w:t xml:space="preserve"> [8/18/2025]</w:t>
       </w:r>
     </w:p>
     <w:p>
@@ -1064,7 +1251,6 @@
         <w:rPr>
           <w:rFonts w:ascii="Roboto Mono" w:eastAsia="Roboto Mono" w:hAnsi="Roboto Mono" w:cs="Roboto Mono"/>
         </w:rPr>
-        <w:lastRenderedPageBreak/>
         <w:t xml:space="preserve">Suppose you’re testing a </w:t>
       </w:r>
       <w:r>
@@ -1087,7 +1273,7 @@
           <w:ilvl w:val="0"/>
           <w:numId w:val="4"/>
         </w:numPr>
-        <w:spacing w:before="240"/>
+        <w:spacing w:before="240" w:after="0" w:line="276" w:lineRule="auto"/>
       </w:pPr>
       <w:r>
         <w:rPr>
@@ -1115,6 +1301,7 @@
           <w:ilvl w:val="1"/>
           <w:numId w:val="4"/>
         </w:numPr>
+        <w:spacing w:after="0" w:line="276" w:lineRule="auto"/>
         <w:rPr>
           <w:rFonts w:ascii="Roboto Mono" w:eastAsia="Roboto Mono" w:hAnsi="Roboto Mono" w:cs="Roboto Mono"/>
         </w:rPr>
@@ -1138,6 +1325,7 @@
           <w:ilvl w:val="1"/>
           <w:numId w:val="4"/>
         </w:numPr>
+        <w:spacing w:after="0" w:line="276" w:lineRule="auto"/>
         <w:rPr>
           <w:rFonts w:ascii="Roboto Mono" w:eastAsia="Roboto Mono" w:hAnsi="Roboto Mono" w:cs="Roboto Mono"/>
         </w:rPr>
@@ -1161,6 +1349,7 @@
           <w:ilvl w:val="1"/>
           <w:numId w:val="4"/>
         </w:numPr>
+        <w:spacing w:after="0" w:line="276" w:lineRule="auto"/>
         <w:rPr>
           <w:rFonts w:ascii="Roboto Mono" w:eastAsia="Roboto Mono" w:hAnsi="Roboto Mono" w:cs="Roboto Mono"/>
         </w:rPr>
@@ -1184,6 +1373,7 @@
           <w:ilvl w:val="1"/>
           <w:numId w:val="4"/>
         </w:numPr>
+        <w:spacing w:after="0" w:line="276" w:lineRule="auto"/>
       </w:pPr>
       <w:r>
         <w:rPr>
@@ -1217,6 +1407,7 @@
           <w:ilvl w:val="1"/>
           <w:numId w:val="4"/>
         </w:numPr>
+        <w:spacing w:after="0" w:line="276" w:lineRule="auto"/>
         <w:rPr>
           <w:rFonts w:ascii="Roboto Mono" w:eastAsia="Roboto Mono" w:hAnsi="Roboto Mono" w:cs="Roboto Mono"/>
         </w:rPr>
@@ -1240,7 +1431,7 @@
           <w:ilvl w:val="0"/>
           <w:numId w:val="4"/>
         </w:numPr>
-        <w:spacing w:after="240"/>
+        <w:spacing w:after="240" w:line="276" w:lineRule="auto"/>
       </w:pPr>
       <w:r>
         <w:rPr>
@@ -1270,7 +1461,7 @@
     </w:p>
     <w:p>
       <w:r>
-        <w:pict w14:anchorId="3DACBC98">
+        <w:pict w14:anchorId="6E090630">
           <v:rect id="_x0000_i1028" style="width:0;height:1.5pt" o:hralign="center" o:hrstd="t" o:hr="t" fillcolor="#a0a0a0" stroked="f"/>
         </w:pict>
       </w:r>
@@ -1303,51 +1494,77 @@
       </w:pPr>
       <w:r>
         <w:rPr>
-          <w:b/>
-          <w:shd w:val="clear" w:color="auto" w:fill="B7B7B7"/>
-        </w:rPr>
-        <w:t># Source</w:t>
-      </w:r>
-      <w:r>
-        <w:rPr>
-          <w:shd w:val="clear" w:color="auto" w:fill="B7B7B7"/>
-        </w:rPr>
-        <w:t xml:space="preserve">: </w:t>
-      </w:r>
-      <w:r>
-        <w:rPr>
-          <w:b/>
-          <w:shd w:val="clear" w:color="auto" w:fill="B7B7B7"/>
-        </w:rPr>
-        <w:t xml:space="preserve">Chatgpt </w:t>
-      </w:r>
-      <w:r>
-        <w:rPr>
-          <w:b/>
-          <w:sz w:val="14"/>
-          <w:szCs w:val="14"/>
-          <w:shd w:val="clear" w:color="auto" w:fill="B7B7B7"/>
-        </w:rPr>
-        <w:t>(GPT</w:t>
-      </w:r>
-      <w:r>
-        <w:rPr>
-          <w:rFonts w:ascii="Cambria Math" w:hAnsi="Cambria Math" w:cs="Cambria Math"/>
-          <w:b/>
-          <w:sz w:val="14"/>
-          <w:szCs w:val="14"/>
-          <w:shd w:val="clear" w:color="auto" w:fill="B7B7B7"/>
+          <w:rFonts w:ascii="Arial" w:eastAsia="Arial" w:hAnsi="Arial" w:cs="Arial"/>
+          <w:b/>
+          <w:color w:val="000000"/>
+          <w:sz w:val="18"/>
+          <w:highlight w:val="lightGray"/>
+        </w:rPr>
+        <w:t># Source: AI Source: Provided by: [Data Path</w:t>
+      </w:r>
+      <w:r>
+        <w:rPr>
+          <w:rFonts w:ascii="Arial" w:eastAsia="Arial" w:hAnsi="Arial" w:cs="Arial"/>
+          <w:color w:val="000000"/>
+          <w:sz w:val="18"/>
+          <w:highlight w:val="lightGray"/>
+        </w:rPr>
+        <w:t xml:space="preserve">: Persons Table -&gt; ID Column: 1, Name_En Column: Motasem Essam] -&gt; </w:t>
+      </w:r>
+      <w:r>
+        <w:rPr>
+          <w:rFonts w:ascii="Arial" w:eastAsia="Arial" w:hAnsi="Arial" w:cs="Arial"/>
+          <w:b/>
+          <w:color w:val="000000"/>
+          <w:sz w:val="18"/>
+          <w:highlight w:val="lightGray"/>
+        </w:rPr>
+        <w:t>From:</w:t>
+      </w:r>
+      <w:r>
+        <w:rPr>
+          <w:rFonts w:ascii="Arial" w:eastAsia="Arial" w:hAnsi="Arial" w:cs="Arial"/>
+          <w:color w:val="000000"/>
+          <w:sz w:val="18"/>
+          <w:highlight w:val="lightGray"/>
+        </w:rPr>
+        <w:t xml:space="preserve"> [Chatgpt (GPT</w:t>
+      </w:r>
+      <w:r>
+        <w:rPr>
+          <w:rFonts w:ascii="Arial" w:eastAsia="Arial" w:hAnsi="Arial" w:cs="Cambria Math"/>
+          <w:color w:val="000000"/>
+          <w:sz w:val="18"/>
+          <w:highlight w:val="lightGray"/>
         </w:rPr>
         <w:t>‑</w:t>
       </w:r>
       <w:r>
         <w:rPr>
-          <w:b/>
-          <w:sz w:val="14"/>
-          <w:szCs w:val="14"/>
-          <w:shd w:val="clear" w:color="auto" w:fill="B7B7B7"/>
-        </w:rPr>
-        <w:t>5 Mini) at [8/18/2025]</w:t>
+          <w:rFonts w:ascii="Arial" w:eastAsia="Arial" w:hAnsi="Arial" w:cs="Arial"/>
+          <w:color w:val="000000"/>
+          <w:sz w:val="18"/>
+          <w:highlight w:val="lightGray"/>
+        </w:rPr>
+        <w:t xml:space="preserve">5 Mini)] </w:t>
+      </w:r>
+      <w:r>
+        <w:rPr>
+          <w:rFonts w:ascii="Arial" w:eastAsia="Arial" w:hAnsi="Arial" w:cs="Arial"/>
+          <w:b/>
+          <w:color w:val="000000"/>
+          <w:sz w:val="18"/>
+          <w:highlight w:val="lightGray"/>
+        </w:rPr>
+        <w:t>on</w:t>
+      </w:r>
+      <w:r>
+        <w:rPr>
+          <w:rFonts w:ascii="Arial" w:eastAsia="Arial" w:hAnsi="Arial"/>
+          <w:sz w:val="18"/>
+          <w:highlight w:val="lightGray"/>
+        </w:rPr>
+        <w:t xml:space="preserve"> [8/18/2025]</w:t>
       </w:r>
     </w:p>
     <w:p>
@@ -1356,7 +1573,7 @@
           <w:ilvl w:val="0"/>
           <w:numId w:val="6"/>
         </w:numPr>
-        <w:spacing w:before="240"/>
+        <w:spacing w:before="240" w:after="0" w:line="276" w:lineRule="auto"/>
         <w:rPr>
           <w:rFonts w:ascii="Roboto Mono" w:eastAsia="Roboto Mono" w:hAnsi="Roboto Mono" w:cs="Roboto Mono"/>
         </w:rPr>
@@ -1380,6 +1597,7 @@
           <w:ilvl w:val="0"/>
           <w:numId w:val="6"/>
         </w:numPr>
+        <w:spacing w:after="0" w:line="276" w:lineRule="auto"/>
       </w:pPr>
       <w:r>
         <w:rPr>
@@ -1413,6 +1631,7 @@
           <w:ilvl w:val="0"/>
           <w:numId w:val="6"/>
         </w:numPr>
+        <w:spacing w:after="0" w:line="276" w:lineRule="auto"/>
         <w:rPr>
           <w:rFonts w:ascii="Roboto Mono" w:eastAsia="Roboto Mono" w:hAnsi="Roboto Mono" w:cs="Roboto Mono"/>
         </w:rPr>
@@ -1436,7 +1655,7 @@
           <w:ilvl w:val="0"/>
           <w:numId w:val="6"/>
         </w:numPr>
-        <w:spacing w:after="240"/>
+        <w:spacing w:after="240" w:line="276" w:lineRule="auto"/>
       </w:pPr>
       <w:r>
         <w:rPr>
@@ -1466,7 +1685,7 @@
     </w:p>
     <w:p>
       <w:r>
-        <w:pict w14:anchorId="26CBD9BA">
+        <w:pict w14:anchorId="6B3F5A64">
           <v:rect id="_x0000_i1029" style="width:0;height:1.5pt" o:hralign="center" o:hrstd="t" o:hr="t" fillcolor="#a0a0a0" stroked="f"/>
         </w:pict>
       </w:r>
@@ -1533,20 +1752,20 @@
     </w:p>
     <w:p>
       <w:r>
-        <w:lastRenderedPageBreak/>
-        <w:pict w14:anchorId="756C8B7C">
+        <w:pict w14:anchorId="787BB160">
           <v:rect id="_x0000_i1030" style="width:0;height:1.5pt" o:hralign="center" o:hrstd="t" o:hr="t" fillcolor="#a0a0a0" stroked="f"/>
         </w:pict>
       </w:r>
     </w:p>
+    <w:p/>
     <w:p/>
     <w:p/>
     <w:p/>
     <w:sectPr>
       <w:pgSz w:w="12240" w:h="15840"/>
       <w:pgMar w:top="1440" w:right="1440" w:bottom="1440" w:left="1440" w:header="720" w:footer="720" w:gutter="0"/>
-      <w:pgNumType w:start="1"/>
       <w:cols w:space="720"/>
+      <w:docGrid w:linePitch="360"/>
     </w:sectPr>
   </w:body>
 </w:document>
@@ -2769,18 +2988,6 @@
   <w:style w:type="paragraph" w:default="1" w:styleId="Normal">
     <w:name w:val="Normal"/>
     <w:qFormat/>
-    <w:rsid w:val="00762BA9"/>
-    <w:pPr>
-      <w:spacing w:after="0" w:line="276" w:lineRule="auto"/>
-    </w:pPr>
-    <w:rPr>
-      <w:rFonts w:ascii="Arial" w:eastAsia="Arial" w:hAnsi="Arial" w:cs="Arial"/>
-      <w:kern w:val="0"/>
-      <w:sz w:val="22"/>
-      <w:szCs w:val="22"/>
-      <w:lang w:val="en"/>
-      <w14:ligatures w14:val="none"/>
-    </w:rPr>
   </w:style>
   <w:style w:type="paragraph" w:styleId="Heading1">
     <w:name w:val="heading 1"/>
@@ -2789,7 +2996,7 @@
     <w:link w:val="Heading1Char"/>
     <w:uiPriority w:val="9"/>
     <w:qFormat/>
-    <w:rsid w:val="002D228A"/>
+    <w:rsid w:val="00A2473E"/>
     <w:pPr>
       <w:keepNext/>
       <w:keepLines/>
@@ -2811,7 +3018,7 @@
     <w:uiPriority w:val="9"/>
     <w:unhideWhenUsed/>
     <w:qFormat/>
-    <w:rsid w:val="002D228A"/>
+    <w:rsid w:val="00A2473E"/>
     <w:pPr>
       <w:keepNext/>
       <w:keepLines/>
@@ -2833,7 +3040,7 @@
     <w:uiPriority w:val="9"/>
     <w:unhideWhenUsed/>
     <w:qFormat/>
-    <w:rsid w:val="002D228A"/>
+    <w:rsid w:val="00A2473E"/>
     <w:pPr>
       <w:keepNext/>
       <w:keepLines/>
@@ -2856,7 +3063,7 @@
     <w:semiHidden/>
     <w:unhideWhenUsed/>
     <w:qFormat/>
-    <w:rsid w:val="002D228A"/>
+    <w:rsid w:val="00A2473E"/>
     <w:pPr>
       <w:keepNext/>
       <w:keepLines/>
@@ -2879,7 +3086,7 @@
     <w:semiHidden/>
     <w:unhideWhenUsed/>
     <w:qFormat/>
-    <w:rsid w:val="002D228A"/>
+    <w:rsid w:val="00A2473E"/>
     <w:pPr>
       <w:keepNext/>
       <w:keepLines/>
@@ -2900,11 +3107,11 @@
     <w:semiHidden/>
     <w:unhideWhenUsed/>
     <w:qFormat/>
-    <w:rsid w:val="002D228A"/>
+    <w:rsid w:val="00A2473E"/>
     <w:pPr>
       <w:keepNext/>
       <w:keepLines/>
-      <w:spacing w:before="40"/>
+      <w:spacing w:before="40" w:after="0"/>
       <w:outlineLvl w:val="5"/>
     </w:pPr>
     <w:rPr>
@@ -2923,11 +3130,11 @@
     <w:semiHidden/>
     <w:unhideWhenUsed/>
     <w:qFormat/>
-    <w:rsid w:val="002D228A"/>
+    <w:rsid w:val="00A2473E"/>
     <w:pPr>
       <w:keepNext/>
       <w:keepLines/>
-      <w:spacing w:before="40"/>
+      <w:spacing w:before="40" w:after="0"/>
       <w:outlineLvl w:val="6"/>
     </w:pPr>
     <w:rPr>
@@ -2944,10 +3151,11 @@
     <w:semiHidden/>
     <w:unhideWhenUsed/>
     <w:qFormat/>
-    <w:rsid w:val="002D228A"/>
+    <w:rsid w:val="00A2473E"/>
     <w:pPr>
       <w:keepNext/>
       <w:keepLines/>
+      <w:spacing w:after="0"/>
       <w:outlineLvl w:val="7"/>
     </w:pPr>
     <w:rPr>
@@ -2966,10 +3174,11 @@
     <w:semiHidden/>
     <w:unhideWhenUsed/>
     <w:qFormat/>
-    <w:rsid w:val="002D228A"/>
+    <w:rsid w:val="00A2473E"/>
     <w:pPr>
       <w:keepNext/>
       <w:keepLines/>
+      <w:spacing w:after="0"/>
       <w:outlineLvl w:val="8"/>
     </w:pPr>
     <w:rPr>
@@ -3009,7 +3218,7 @@
     <w:basedOn w:val="DefaultParagraphFont"/>
     <w:link w:val="Heading1"/>
     <w:uiPriority w:val="9"/>
-    <w:rsid w:val="002D228A"/>
+    <w:rsid w:val="00A2473E"/>
     <w:rPr>
       <w:rFonts w:asciiTheme="majorHAnsi" w:eastAsiaTheme="majorEastAsia" w:hAnsiTheme="majorHAnsi" w:cstheme="majorBidi"/>
       <w:color w:val="2F5496" w:themeColor="accent1" w:themeShade="BF"/>
@@ -3022,7 +3231,7 @@
     <w:basedOn w:val="DefaultParagraphFont"/>
     <w:link w:val="Heading2"/>
     <w:uiPriority w:val="9"/>
-    <w:rsid w:val="002D228A"/>
+    <w:rsid w:val="00A2473E"/>
     <w:rPr>
       <w:rFonts w:asciiTheme="majorHAnsi" w:eastAsiaTheme="majorEastAsia" w:hAnsiTheme="majorHAnsi" w:cstheme="majorBidi"/>
       <w:color w:val="2F5496" w:themeColor="accent1" w:themeShade="BF"/>
@@ -3035,7 +3244,7 @@
     <w:basedOn w:val="DefaultParagraphFont"/>
     <w:link w:val="Heading3"/>
     <w:uiPriority w:val="9"/>
-    <w:rsid w:val="002D228A"/>
+    <w:rsid w:val="00A2473E"/>
     <w:rPr>
       <w:rFonts w:eastAsiaTheme="majorEastAsia" w:cstheme="majorBidi"/>
       <w:color w:val="2F5496" w:themeColor="accent1" w:themeShade="BF"/>
@@ -3049,7 +3258,7 @@
     <w:link w:val="Heading4"/>
     <w:uiPriority w:val="9"/>
     <w:semiHidden/>
-    <w:rsid w:val="002D228A"/>
+    <w:rsid w:val="00A2473E"/>
     <w:rPr>
       <w:rFonts w:eastAsiaTheme="majorEastAsia" w:cstheme="majorBidi"/>
       <w:i/>
@@ -3063,7 +3272,7 @@
     <w:link w:val="Heading5"/>
     <w:uiPriority w:val="9"/>
     <w:semiHidden/>
-    <w:rsid w:val="002D228A"/>
+    <w:rsid w:val="00A2473E"/>
     <w:rPr>
       <w:rFonts w:eastAsiaTheme="majorEastAsia" w:cstheme="majorBidi"/>
       <w:color w:val="2F5496" w:themeColor="accent1" w:themeShade="BF"/>
@@ -3075,7 +3284,7 @@
     <w:link w:val="Heading6"/>
     <w:uiPriority w:val="9"/>
     <w:semiHidden/>
-    <w:rsid w:val="002D228A"/>
+    <w:rsid w:val="00A2473E"/>
     <w:rPr>
       <w:rFonts w:eastAsiaTheme="majorEastAsia" w:cstheme="majorBidi"/>
       <w:i/>
@@ -3089,7 +3298,7 @@
     <w:link w:val="Heading7"/>
     <w:uiPriority w:val="9"/>
     <w:semiHidden/>
-    <w:rsid w:val="002D228A"/>
+    <w:rsid w:val="00A2473E"/>
     <w:rPr>
       <w:rFonts w:eastAsiaTheme="majorEastAsia" w:cstheme="majorBidi"/>
       <w:color w:val="595959" w:themeColor="text1" w:themeTint="A6"/>
@@ -3101,7 +3310,7 @@
     <w:link w:val="Heading8"/>
     <w:uiPriority w:val="9"/>
     <w:semiHidden/>
-    <w:rsid w:val="002D228A"/>
+    <w:rsid w:val="00A2473E"/>
     <w:rPr>
       <w:rFonts w:eastAsiaTheme="majorEastAsia" w:cstheme="majorBidi"/>
       <w:i/>
@@ -3115,7 +3324,7 @@
     <w:link w:val="Heading9"/>
     <w:uiPriority w:val="9"/>
     <w:semiHidden/>
-    <w:rsid w:val="002D228A"/>
+    <w:rsid w:val="00A2473E"/>
     <w:rPr>
       <w:rFonts w:eastAsiaTheme="majorEastAsia" w:cstheme="majorBidi"/>
       <w:color w:val="272727" w:themeColor="text1" w:themeTint="D8"/>
@@ -3128,7 +3337,7 @@
     <w:link w:val="TitleChar"/>
     <w:uiPriority w:val="10"/>
     <w:qFormat/>
-    <w:rsid w:val="002D228A"/>
+    <w:rsid w:val="00A2473E"/>
     <w:pPr>
       <w:spacing w:after="80" w:line="240" w:lineRule="auto"/>
       <w:contextualSpacing/>
@@ -3146,7 +3355,7 @@
     <w:basedOn w:val="DefaultParagraphFont"/>
     <w:link w:val="Title"/>
     <w:uiPriority w:val="10"/>
-    <w:rsid w:val="002D228A"/>
+    <w:rsid w:val="00A2473E"/>
     <w:rPr>
       <w:rFonts w:asciiTheme="majorHAnsi" w:eastAsiaTheme="majorEastAsia" w:hAnsiTheme="majorHAnsi" w:cstheme="majorBidi"/>
       <w:spacing w:val="-10"/>
@@ -3162,7 +3371,7 @@
     <w:link w:val="SubtitleChar"/>
     <w:uiPriority w:val="11"/>
     <w:qFormat/>
-    <w:rsid w:val="002D228A"/>
+    <w:rsid w:val="00A2473E"/>
     <w:pPr>
       <w:numPr>
         <w:ilvl w:val="1"/>
@@ -3181,7 +3390,7 @@
     <w:basedOn w:val="DefaultParagraphFont"/>
     <w:link w:val="Subtitle"/>
     <w:uiPriority w:val="11"/>
-    <w:rsid w:val="002D228A"/>
+    <w:rsid w:val="00A2473E"/>
     <w:rPr>
       <w:rFonts w:eastAsiaTheme="majorEastAsia" w:cstheme="majorBidi"/>
       <w:color w:val="595959" w:themeColor="text1" w:themeTint="A6"/>
@@ -3197,7 +3406,7 @@
     <w:link w:val="QuoteChar"/>
     <w:uiPriority w:val="29"/>
     <w:qFormat/>
-    <w:rsid w:val="002D228A"/>
+    <w:rsid w:val="00A2473E"/>
     <w:pPr>
       <w:spacing w:before="160"/>
       <w:jc w:val="center"/>
@@ -3213,7 +3422,7 @@
     <w:basedOn w:val="DefaultParagraphFont"/>
     <w:link w:val="Quote"/>
     <w:uiPriority w:val="29"/>
-    <w:rsid w:val="002D228A"/>
+    <w:rsid w:val="00A2473E"/>
     <w:rPr>
       <w:i/>
       <w:iCs/>
@@ -3225,7 +3434,7 @@
     <w:basedOn w:val="Normal"/>
     <w:uiPriority w:val="34"/>
     <w:qFormat/>
-    <w:rsid w:val="002D228A"/>
+    <w:rsid w:val="00A2473E"/>
     <w:pPr>
       <w:ind w:left="720"/>
       <w:contextualSpacing/>
@@ -3236,7 +3445,7 @@
     <w:basedOn w:val="DefaultParagraphFont"/>
     <w:uiPriority w:val="21"/>
     <w:qFormat/>
-    <w:rsid w:val="002D228A"/>
+    <w:rsid w:val="00A2473E"/>
     <w:rPr>
       <w:i/>
       <w:iCs/>
@@ -3250,7 +3459,7 @@
     <w:link w:val="IntenseQuoteChar"/>
     <w:uiPriority w:val="30"/>
     <w:qFormat/>
-    <w:rsid w:val="002D228A"/>
+    <w:rsid w:val="00A2473E"/>
     <w:pPr>
       <w:pBdr>
         <w:top w:val="single" w:sz="4" w:space="10" w:color="2F5496" w:themeColor="accent1" w:themeShade="BF"/>
@@ -3271,7 +3480,7 @@
     <w:basedOn w:val="DefaultParagraphFont"/>
     <w:link w:val="IntenseQuote"/>
     <w:uiPriority w:val="30"/>
-    <w:rsid w:val="002D228A"/>
+    <w:rsid w:val="00A2473E"/>
     <w:rPr>
       <w:i/>
       <w:iCs/>
@@ -3283,7 +3492,7 @@
     <w:basedOn w:val="DefaultParagraphFont"/>
     <w:uiPriority w:val="32"/>
     <w:qFormat/>
-    <w:rsid w:val="002D228A"/>
+    <w:rsid w:val="00A2473E"/>
     <w:rPr>
       <w:b/>
       <w:bCs/>
